--- a/com-vis/meet1/meet1.docx
+++ b/com-vis/meet1/meet1.docx
@@ -623,7 +623,13 @@
     </w:p>
     <w:p>
       <w:r>
-        <w:t>3.capture</w:t>
+        <w:t>3.</w:t>
+      </w:r>
+      <w:r>
+        <w:t>code &amp;</w:t>
+      </w:r>
+      <w:r>
+        <w:t>capture</w:t>
       </w:r>
     </w:p>
     <w:p>
@@ -1395,6 +1401,7 @@
   <w:style w:type="character" w:default="1" w:styleId="DefaultParagraphFont">
     <w:name w:val="Default Paragraph Font"/>
     <w:uiPriority w:val="1"/>
+    <w:semiHidden/>
     <w:unhideWhenUsed/>
   </w:style>
   <w:style w:type="table" w:default="1" w:styleId="TableNormal">
